--- a/work1/Istruzioni_Generazione_LLM.docx
+++ b/work1/Istruzioni_Generazione_LLM.docx
@@ -26,22 +26,70 @@
     </w:p>
     <w:p>
       <w:r>
-        <w:t>La cartella principale è scripts, essa contiene degli script in python che ci permettono di generare test junit con codex, gpt o codegen, poi ci sono altri tipi di script per fixare i test generati la prima volta con delle euristiche che vengono applicate alle classi di test. Infine c’è anche un file config che serve a specificare una secret key (che è necessaria per le comunicazioni delle api di openai) e la directory principale che contiene tutti i file e le cartelle. Poi c’è un altro script molto usato che è utils, in cui ci sono molte funzioni utili agli altri script per diversi motivi.</w:t>
-      </w:r>
-    </w:p>
-    <w:p>
-      <w:r>
-        <w:t>Dopodichè abbiamo la cartella RQ1_Test_Generation e RQ2_Prompt_Elements che contengono tutti i prompt di input per ogni modello e per ogni scenario e contengono anche gli output che ogni modello restituisce per ogni scenario. Ogni prompt (sia di input che di output) presente in queste cartelle è sia in json che in csv. Quelli che ci interessano principalmente sono i file json.</w:t>
-      </w:r>
-    </w:p>
-    <w:p>
-      <w:r>
-        <w:t>EvoSuiteBenchmark e HumanEvalJava contengono tutti i contesti che ci permettono la compilazione ed esecuzione di tutti i progetti dei dataset e i relativi test(rispettivamente sono progetti apache ant e maven).</w:t>
-      </w:r>
-    </w:p>
-    <w:p>
-      <w:r>
-        <w:t>JavaContextRetriever dovrebbe servire alla generazione dei prompt di input che mandiamo agli LLM per fargli generare codice.</w:t>
+        <w:t xml:space="preserve">La cartella principale è scripts, essa contiene degli script in python che ci permettono di generare test junit con codex, gpt o codegen, poi ci sono altri tipi di script per fixare i test generati la prima volta con delle euristiche che vengono applicate alle classi di test. Infine c’è anche un file config che serve a specificare una secret key (che è necessaria per le comunicazioni </w:t>
+      </w:r>
+      <w:r>
+        <w:t>con le</w:t>
+      </w:r>
+      <w:r>
+        <w:t xml:space="preserve"> api di openai) e la directory principale che contiene tutti i file e le cartelle. Poi c’è un altro script molto usato che è utils</w:t>
+      </w:r>
+      <w:r>
+        <w:t>.py</w:t>
+      </w:r>
+      <w:r>
+        <w:t>, in cui ci sono molte funzioni utili agli altri script per diversi motivi.</w:t>
+      </w:r>
+    </w:p>
+    <w:p>
+      <w:r>
+        <w:t>Dopodich</w:t>
+      </w:r>
+      <w:r>
+        <w:t>é</w:t>
+      </w:r>
+      <w:r>
+        <w:t xml:space="preserve"> abbiamo la cartella RQ1_Test_Generation e RQ2_Prompt_Elements che contengono tutti i prompt di input per ogni modello e per ogni scenario e contengono anche gli output che ogni modello restituisce per ogni scenario. Ogni prompt (sia di input che di output) presente in queste cartelle è sia in json che in csv. Quelli che ci interessano principalmente sono i file json.</w:t>
+      </w:r>
+    </w:p>
+    <w:p>
+      <w:r>
+        <w:t xml:space="preserve">EvoSuiteBenchmark e HumanEvalJava contengono tutti i contesti che ci permettono </w:t>
+      </w:r>
+      <w:r>
+        <w:t>di compilare de eseguire</w:t>
+      </w:r>
+      <w:r>
+        <w:t xml:space="preserve"> tutti i progetti</w:t>
+      </w:r>
+      <w:r>
+        <w:t>/classi</w:t>
+      </w:r>
+      <w:r>
+        <w:t xml:space="preserve"> dei dataset e i relativi test(</w:t>
+      </w:r>
+      <w:r>
+        <w:t>il dataset di sf110 è fatto da tanti progetti Ant, mentre il dataset HumanEval è un unico progetto Maven che contiene tutte le classi da testare</w:t>
+      </w:r>
+      <w:r>
+        <w:t>).</w:t>
+      </w:r>
+    </w:p>
+    <w:p>
+      <w:r>
+        <w:t xml:space="preserve">JavaContextRetriever </w:t>
+      </w:r>
+      <w:r>
+        <w:t>serve alla</w:t>
+      </w:r>
+      <w:r>
+        <w:t xml:space="preserve"> generazione dei prompt di input che mandiamo agli LLM per fargli generare codice</w:t>
+      </w:r>
+      <w:r>
+        <w:t xml:space="preserve"> dei test</w:t>
+      </w:r>
+      <w:r>
+        <w:t>.</w:t>
       </w:r>
       <w:r>
         <w:br/>
@@ -58,44 +106,144 @@
           <w:ilvl w:val="0"/>
           <w:numId w:val="1"/>
         </w:numPr>
-      </w:pPr>
-      <w:r>
-        <w:t xml:space="preserve">Per prima cosa ho cercato di mandare in esecuzione </w:t>
-      </w:r>
-      <w:r>
-        <w:rPr>
-          <w:i/>
-          <w:iCs/>
-        </w:rPr>
-        <w:t>generate_tests_model.py</w:t>
-      </w:r>
-      <w:r>
-        <w:rPr>
-          <w:i/>
-          <w:iCs/>
-        </w:rPr>
-        <w:t xml:space="preserve"> </w:t>
-      </w:r>
-      <w:r>
-        <w:t xml:space="preserve">(dove model indica il modello con cui eseguiamo la generazione) tramite il terminale con il comando: </w:t>
-      </w:r>
-    </w:p>
-    <w:p>
-      <w:pPr>
-        <w:pStyle w:val="Paragrafoelenco"/>
-        <w:rPr>
-          <w:sz w:val="20"/>
-          <w:szCs w:val="20"/>
-        </w:rPr>
-      </w:pPr>
-      <w:r>
-        <w:rPr>
-          <w:i/>
-          <w:iCs/>
-          <w:sz w:val="20"/>
-          <w:szCs w:val="20"/>
-        </w:rPr>
-        <w:t>python generate_tests_codex.py -t 2000 -d SF110 -q RQ1 -p RQ1_Test_Generation\OpenAI_Data\SF110_input\2_a4j_prompt.json</w:t>
+        <w:rPr>
+          <w:b/>
+          <w:bCs/>
+        </w:rPr>
+      </w:pPr>
+      <w:r>
+        <w:rPr>
+          <w:b/>
+          <w:bCs/>
+        </w:rPr>
+        <w:t>Generazione del prompt</w:t>
+      </w:r>
+    </w:p>
+    <w:p>
+      <w:pPr>
+        <w:pStyle w:val="Paragrafoelenco"/>
+      </w:pPr>
+      <w:r>
+        <w:t xml:space="preserve">All’interno </w:t>
+      </w:r>
+      <w:r>
+        <w:t xml:space="preserve">del JavaContextRetriever dobbiamo </w:t>
+      </w:r>
+      <w:r>
+        <w:t>trovare</w:t>
+      </w:r>
+      <w:r>
+        <w:t xml:space="preserve"> il JavaOpenAIPromptGenerator</w:t>
+      </w:r>
+      <w:r>
+        <w:t>.</w:t>
+      </w:r>
+    </w:p>
+    <w:p>
+      <w:pPr>
+        <w:pStyle w:val="Paragrafoelenco"/>
+      </w:pPr>
+      <w:r>
+        <w:t>Eseguire il file JavaOpenAIPromptGenerator. Questo script si occupa di:</w:t>
+      </w:r>
+    </w:p>
+    <w:p>
+      <w:pPr>
+        <w:pStyle w:val="Paragrafoelenco"/>
+        <w:numPr>
+          <w:ilvl w:val="0"/>
+          <w:numId w:val="2"/>
+        </w:numPr>
+      </w:pPr>
+      <w:r>
+        <w:t>Generare il prompt per il modello scelto (GPT o Codex).</w:t>
+      </w:r>
+    </w:p>
+    <w:p>
+      <w:pPr>
+        <w:pStyle w:val="Paragrafoelenco"/>
+        <w:numPr>
+          <w:ilvl w:val="0"/>
+          <w:numId w:val="2"/>
+        </w:numPr>
+      </w:pPr>
+      <w:r>
+        <w:t>Creare i prompt per entrambe le domande di ricerca (RQ1 e RQ2) e per entrambi i dataset (es. HumanEval e SF110).</w:t>
+      </w:r>
+    </w:p>
+    <w:p>
+      <w:pPr>
+        <w:pStyle w:val="Paragrafoelenco"/>
+        <w:numPr>
+          <w:ilvl w:val="0"/>
+          <w:numId w:val="2"/>
+        </w:numPr>
+      </w:pPr>
+      <w:r>
+        <w:t>Considerare tutti gli scenari definiti per RQ2</w:t>
+      </w:r>
+      <w:r>
+        <w:t>.</w:t>
+      </w:r>
+    </w:p>
+    <w:p>
+      <w:pPr>
+        <w:pStyle w:val="Paragrafoelenco"/>
+      </w:pPr>
+      <w:r>
+        <w:t xml:space="preserve">I risultati ottenuti dalla generazione del prompt saranno salvati nel percorso seguente: </w:t>
+      </w:r>
+      <w:r>
+        <w:rPr>
+          <w:rFonts w:ascii="Cascadia Code" w:hAnsi="Cascadia Code" w:cs="Cascadia Code"/>
+        </w:rPr>
+        <w:t>&lt;RQ_folder&gt;/&lt;model_folder&gt;/&lt;dataset_name&gt;_input/</w:t>
+      </w:r>
+      <w:r>
+        <w:br/>
+        <w:t>Dove</w:t>
+      </w:r>
+      <w:r>
+        <w:t>:</w:t>
+      </w:r>
+    </w:p>
+    <w:p>
+      <w:pPr>
+        <w:pStyle w:val="Paragrafoelenco"/>
+        <w:numPr>
+          <w:ilvl w:val="0"/>
+          <w:numId w:val="3"/>
+        </w:numPr>
+      </w:pPr>
+      <w:r>
+        <w:t>&lt;RQ_folder&gt; rappresenta la domanda di ricerca (RQ1 o RQ2).</w:t>
+      </w:r>
+    </w:p>
+    <w:p>
+      <w:pPr>
+        <w:pStyle w:val="Paragrafoelenco"/>
+        <w:numPr>
+          <w:ilvl w:val="0"/>
+          <w:numId w:val="3"/>
+        </w:numPr>
+      </w:pPr>
+      <w:r>
+        <w:t>&lt;model_folder&gt; indica il modello utilizzato (GPT o Codex).</w:t>
+      </w:r>
+    </w:p>
+    <w:p>
+      <w:pPr>
+        <w:pStyle w:val="Paragrafoelenco"/>
+        <w:numPr>
+          <w:ilvl w:val="0"/>
+          <w:numId w:val="3"/>
+        </w:numPr>
+      </w:pPr>
+      <w:r>
+        <w:t>&lt;dataset_name&gt;_input indica la cartella con il nome del dataset per cui vogliamo generare i test (</w:t>
+      </w:r>
+      <w:r>
+        <w:t>HumanEvalJava_input o SF110_input)</w:t>
       </w:r>
     </w:p>
     <w:p>
@@ -105,9 +253,263 @@
           <w:ilvl w:val="0"/>
           <w:numId w:val="1"/>
         </w:numPr>
-      </w:pPr>
-      <w:r>
-        <w:t>Da questo comando parte una comunicazione con l’api del modello che permette la generazione di ogni prompt che si trova all’interno del file json del percorso indicato come prompt -p.</w:t>
+        <w:rPr>
+          <w:b/>
+          <w:bCs/>
+        </w:rPr>
+      </w:pPr>
+      <w:r>
+        <w:rPr>
+          <w:b/>
+          <w:bCs/>
+        </w:rPr>
+        <w:t>Generazione dei test con gli script</w:t>
+      </w:r>
+    </w:p>
+    <w:p>
+      <w:pPr>
+        <w:pStyle w:val="Paragrafoelenco"/>
+        <w:rPr>
+          <w:rFonts w:ascii="Cascadia Code" w:hAnsi="Cascadia Code" w:cs="Cascadia Code"/>
+        </w:rPr>
+      </w:pPr>
+      <w:r>
+        <w:t xml:space="preserve">Una volta generati i prompt, il passo successivo consiste </w:t>
+      </w:r>
+      <w:r>
+        <w:t>nell’eseguire uno degli script Python per la generazione dei test JUnit. Ce ne sono diversi a seconda del modello con cui si vuole eseguire la generazione.</w:t>
+      </w:r>
+      <w:r>
+        <w:t xml:space="preserve"> La prima cosa da fare è recarsi nella cartella scripts del progetto, da qui tramite il terminale si deve eseguire uno degli script disponibili (generate_tests_codex.py, generate_tests_gpt.py o generate_tests_codegen.py)</w:t>
+      </w:r>
+      <w:r>
+        <w:t>. Il comando da utilizzare per mandare in esecuzione uno di questi script è il seguente:</w:t>
+      </w:r>
+      <w:r>
+        <w:br/>
+      </w:r>
+      <w:r>
+        <w:rPr>
+          <w:rFonts w:ascii="Cascadia Code" w:hAnsi="Cascadia Code" w:cs="Cascadia Code"/>
+        </w:rPr>
+        <w:t>python generate_tests_&lt;model&gt;.py -t &lt;tokens&gt; -d &lt;dataset&gt; -q &lt;RQ&gt; -p &lt;prompt_path&gt;</w:t>
+      </w:r>
+    </w:p>
+    <w:p>
+      <w:pPr>
+        <w:pStyle w:val="Paragrafoelenco"/>
+        <w:rPr>
+          <w:rFonts w:cstheme="minorHAnsi"/>
+        </w:rPr>
+      </w:pPr>
+      <w:r>
+        <w:rPr>
+          <w:rFonts w:cstheme="minorHAnsi"/>
+        </w:rPr>
+        <w:t>Dove:</w:t>
+      </w:r>
+    </w:p>
+    <w:p>
+      <w:pPr>
+        <w:pStyle w:val="Paragrafoelenco"/>
+        <w:numPr>
+          <w:ilvl w:val="0"/>
+          <w:numId w:val="4"/>
+        </w:numPr>
+        <w:rPr>
+          <w:rFonts w:cstheme="minorHAnsi"/>
+        </w:rPr>
+      </w:pPr>
+      <w:r>
+        <w:rPr>
+          <w:rFonts w:cstheme="minorHAnsi"/>
+        </w:rPr>
+        <w:t>&lt;model&gt; indica il nome del modello scelto (gpt, codex o codegen)</w:t>
+      </w:r>
+    </w:p>
+    <w:p>
+      <w:pPr>
+        <w:pStyle w:val="Paragrafoelenco"/>
+        <w:numPr>
+          <w:ilvl w:val="0"/>
+          <w:numId w:val="4"/>
+        </w:numPr>
+        <w:rPr>
+          <w:rFonts w:cstheme="minorHAnsi"/>
+        </w:rPr>
+      </w:pPr>
+      <w:r>
+        <w:rPr>
+          <w:rFonts w:cstheme="minorHAnsi"/>
+        </w:rPr>
+        <w:lastRenderedPageBreak/>
+        <w:t>&lt;tokens&gt; indica il numero di token che il modello può usare per la generazione (1000, 2000, 3000, 4000)</w:t>
+      </w:r>
+    </w:p>
+    <w:p>
+      <w:pPr>
+        <w:pStyle w:val="Paragrafoelenco"/>
+        <w:numPr>
+          <w:ilvl w:val="0"/>
+          <w:numId w:val="4"/>
+        </w:numPr>
+        <w:rPr>
+          <w:rFonts w:cstheme="minorHAnsi"/>
+        </w:rPr>
+      </w:pPr>
+      <w:r>
+        <w:rPr>
+          <w:rFonts w:cstheme="minorHAnsi"/>
+        </w:rPr>
+        <w:t xml:space="preserve">&lt;dataset&gt; indica il </w:t>
+      </w:r>
+      <w:r>
+        <w:rPr>
+          <w:rFonts w:cstheme="minorHAnsi"/>
+        </w:rPr>
+        <w:t>nome del dataset per cui generare i test (HumanEval o SF110)</w:t>
+      </w:r>
+    </w:p>
+    <w:p>
+      <w:pPr>
+        <w:pStyle w:val="Paragrafoelenco"/>
+        <w:numPr>
+          <w:ilvl w:val="0"/>
+          <w:numId w:val="4"/>
+        </w:numPr>
+        <w:rPr>
+          <w:rFonts w:cstheme="minorHAnsi"/>
+        </w:rPr>
+      </w:pPr>
+      <w:r>
+        <w:rPr>
+          <w:rFonts w:cstheme="minorHAnsi"/>
+        </w:rPr>
+        <w:t>&lt;RQ&gt; indica la domanda di ricerca a cui si sta rispondendo (RQ1 o RQ2)</w:t>
+      </w:r>
+    </w:p>
+    <w:p>
+      <w:pPr>
+        <w:pStyle w:val="Paragrafoelenco"/>
+        <w:numPr>
+          <w:ilvl w:val="0"/>
+          <w:numId w:val="4"/>
+        </w:numPr>
+        <w:rPr>
+          <w:rFonts w:cstheme="minorHAnsi"/>
+        </w:rPr>
+      </w:pPr>
+      <w:r>
+        <w:rPr>
+          <w:rFonts w:cstheme="minorHAnsi"/>
+        </w:rPr>
+        <w:t>&lt;prompt_path&gt; indica il percorso in cui si trova il prompt</w:t>
+      </w:r>
+    </w:p>
+    <w:p>
+      <w:pPr>
+        <w:ind w:left="708"/>
+        <w:rPr>
+          <w:rFonts w:ascii="Cascadia Code" w:hAnsi="Cascadia Code" w:cs="Cascadia Code"/>
+        </w:rPr>
+      </w:pPr>
+      <w:r>
+        <w:rPr>
+          <w:rFonts w:cstheme="minorHAnsi"/>
+        </w:rPr>
+        <w:t xml:space="preserve">Gli output, ovvero i test JUnit prodotti dal modello, saranno salvati </w:t>
+      </w:r>
+      <w:r>
+        <w:rPr>
+          <w:rFonts w:cstheme="minorHAnsi"/>
+        </w:rPr>
+        <w:t>nel percorso seguente:</w:t>
+      </w:r>
+      <w:r>
+        <w:rPr>
+          <w:rFonts w:cstheme="minorHAnsi"/>
+        </w:rPr>
+        <w:br/>
+      </w:r>
+      <w:r>
+        <w:rPr>
+          <w:rFonts w:ascii="Cascadia Code" w:hAnsi="Cascadia Code" w:cs="Cascadia Code"/>
+        </w:rPr>
+        <w:t>&lt;RQ_folder&gt;/&lt;model_folder&gt;</w:t>
+      </w:r>
+      <w:r>
+        <w:rPr>
+          <w:rFonts w:ascii="Cascadia Code" w:hAnsi="Cascadia Code" w:cs="Cascadia Code"/>
+        </w:rPr>
+        <w:t>/&lt;dataset_name&gt;_output/</w:t>
+      </w:r>
+      <w:r>
+        <w:rPr>
+          <w:rFonts w:ascii="Cascadia Code" w:hAnsi="Cascadia Code" w:cs="Cascadia Code"/>
+        </w:rPr>
+        <w:t>&lt;scenario&gt;/</w:t>
+      </w:r>
+    </w:p>
+    <w:p>
+      <w:pPr>
+        <w:ind w:left="708"/>
+        <w:rPr>
+          <w:rFonts w:cstheme="minorHAnsi"/>
+        </w:rPr>
+      </w:pPr>
+      <w:r>
+        <w:rPr>
+          <w:rFonts w:cstheme="minorHAnsi"/>
+        </w:rPr>
+        <w:t>Dove &lt;RQ_folder&gt;, &lt;model_folder&gt;</w:t>
+      </w:r>
+      <w:r>
+        <w:rPr>
+          <w:rFonts w:cstheme="minorHAnsi"/>
+        </w:rPr>
+        <w:t>,</w:t>
+      </w:r>
+      <w:r>
+        <w:rPr>
+          <w:rFonts w:cstheme="minorHAnsi"/>
+        </w:rPr>
+        <w:t xml:space="preserve"> &lt;dataset_name&gt; </w:t>
+      </w:r>
+      <w:r>
+        <w:rPr>
+          <w:rFonts w:cstheme="minorHAnsi"/>
+        </w:rPr>
+        <w:t xml:space="preserve"> e &lt;scenario&gt; </w:t>
+      </w:r>
+      <w:r>
+        <w:rPr>
+          <w:rFonts w:cstheme="minorHAnsi"/>
+        </w:rPr>
+        <w:t xml:space="preserve">saranno impostati in base al comando che abbiamo </w:t>
+      </w:r>
+      <w:r>
+        <w:rPr>
+          <w:rFonts w:cstheme="minorHAnsi"/>
+        </w:rPr>
+        <w:t>usato</w:t>
+      </w:r>
+      <w:r>
+        <w:rPr>
+          <w:rFonts w:cstheme="minorHAnsi"/>
+        </w:rPr>
+        <w:t xml:space="preserve"> per </w:t>
+      </w:r>
+      <w:r>
+        <w:rPr>
+          <w:rFonts w:cstheme="minorHAnsi"/>
+        </w:rPr>
+        <w:t>generare</w:t>
+      </w:r>
+      <w:r>
+        <w:rPr>
+          <w:rFonts w:cstheme="minorHAnsi"/>
+        </w:rPr>
+        <w:t xml:space="preserve"> i test.</w:t>
       </w:r>
     </w:p>
     <w:p>
@@ -117,12 +519,119 @@
           <w:ilvl w:val="0"/>
           <w:numId w:val="1"/>
         </w:numPr>
-      </w:pPr>
-      <w:r>
-        <w:t xml:space="preserve">Quando la generazione si conclude nella cartella che si riferisce all’output di quel dataset che abbiamo usato riguardo alla domanda </w:t>
-      </w:r>
-      <w:r>
-        <w:t>a cui stiamo rispondendo, viene generato un file json che contiene gli output per ogni metodo riguardo alla generazione automatica e in una cartella sempre a questo percorso vengono generate anche le classi di test vere e proprie.</w:t>
+        <w:rPr>
+          <w:b/>
+          <w:bCs/>
+        </w:rPr>
+      </w:pPr>
+      <w:r>
+        <w:rPr>
+          <w:b/>
+          <w:bCs/>
+        </w:rPr>
+        <w:t>Correzione dei test generati</w:t>
+      </w:r>
+    </w:p>
+    <w:p>
+      <w:pPr>
+        <w:pStyle w:val="Paragrafoelenco"/>
+        <w:rPr>
+          <w:rFonts w:cstheme="minorHAnsi"/>
+        </w:rPr>
+      </w:pPr>
+      <w:r>
+        <w:rPr>
+          <w:rFonts w:cstheme="minorHAnsi"/>
+        </w:rPr>
+        <w:t>Dopo la generazione, alcuni test potrebbero non compilare a causa di problemi comuni, come errori di sintassi o configurazioni errate. Per risolvere automaticamente queste problematiche, è necessario eseguire lo script fix_tests_openai.py.</w:t>
+      </w:r>
+      <w:r>
+        <w:rPr>
+          <w:rFonts w:cstheme="minorHAnsi"/>
+        </w:rPr>
+        <w:t xml:space="preserve"> Anche qui si deve accedere alla cartella scripts </w:t>
+      </w:r>
+      <w:r>
+        <w:rPr>
+          <w:rFonts w:cstheme="minorHAnsi"/>
+        </w:rPr>
+        <w:t>e mandare in esecuzione il suddetto script</w:t>
+      </w:r>
+      <w:r>
+        <w:rPr>
+          <w:rFonts w:cstheme="minorHAnsi"/>
+        </w:rPr>
+        <w:t xml:space="preserve"> per fixare i problemi più comuni</w:t>
+      </w:r>
+      <w:r>
+        <w:rPr>
+          <w:rFonts w:cstheme="minorHAnsi"/>
+        </w:rPr>
+        <w:t xml:space="preserve"> con il seguente comando:</w:t>
+      </w:r>
+    </w:p>
+    <w:p>
+      <w:pPr>
+        <w:pStyle w:val="Paragrafoelenco"/>
+        <w:rPr>
+          <w:rFonts w:ascii="Cascadia Code" w:hAnsi="Cascadia Code" w:cs="Cascadia Code"/>
+        </w:rPr>
+      </w:pPr>
+      <w:r>
+        <w:rPr>
+          <w:rFonts w:ascii="Cascadia Code" w:hAnsi="Cascadia Code" w:cs="Cascadia Code"/>
+        </w:rPr>
+        <w:t>python fix_tests_&lt;model&gt;.py</w:t>
+      </w:r>
+    </w:p>
+    <w:p>
+      <w:pPr>
+        <w:pStyle w:val="Paragrafoelenco"/>
+        <w:rPr>
+          <w:rFonts w:cstheme="minorHAnsi"/>
+        </w:rPr>
+      </w:pPr>
+      <w:r>
+        <w:rPr>
+          <w:rFonts w:cstheme="minorHAnsi"/>
+        </w:rPr>
+        <w:t>Dove &lt;model&gt; indica il modello per cui andare a fixare i test</w:t>
+      </w:r>
+      <w:r>
+        <w:rPr>
+          <w:rFonts w:cstheme="minorHAnsi"/>
+        </w:rPr>
+        <w:t xml:space="preserve">. All’interno dello script, si possono impostare tutti i parametri per selezionare quali test andare a fixare, come RQ, </w:t>
+      </w:r>
+      <w:r>
+        <w:rPr>
+          <w:rFonts w:cstheme="minorHAnsi"/>
+        </w:rPr>
+        <w:t>dataset, token e scenari (per RQ2).</w:t>
+      </w:r>
+      <w:r>
+        <w:rPr>
+          <w:rFonts w:cstheme="minorHAnsi"/>
+        </w:rPr>
+        <w:t xml:space="preserve"> I risultati saranno salvati in un file JSON nel seguente percorso:</w:t>
+      </w:r>
+      <w:r>
+        <w:rPr>
+          <w:rFonts w:cstheme="minorHAnsi"/>
+        </w:rPr>
+        <w:br/>
+      </w:r>
+      <w:r>
+        <w:rPr>
+          <w:rFonts w:ascii="Cascadia Code" w:hAnsi="Cascadia Code" w:cs="Cascadia Code"/>
+        </w:rPr>
+        <w:t>&lt;RQ_folder&gt;/&lt;model_folder</w:t>
+      </w:r>
+      <w:r>
+        <w:rPr>
+          <w:rFonts w:ascii="Cascadia Code" w:hAnsi="Cascadia Code" w:cs="Cascadia Code"/>
+        </w:rPr>
+        <w:t>&gt;/&lt;dataset_name&gt;_output/</w:t>
       </w:r>
     </w:p>
     <w:p>
@@ -132,180 +641,310 @@
           <w:ilvl w:val="0"/>
           <w:numId w:val="1"/>
         </w:numPr>
-      </w:pPr>
-      <w:r>
-        <w:t xml:space="preserve">A questo punto c’è bisogno di eseguire lo script </w:t>
-      </w:r>
-      <w:r>
-        <w:rPr>
+        <w:rPr>
+          <w:b/>
+          <w:bCs/>
+        </w:rPr>
+      </w:pPr>
+      <w:r>
+        <w:rPr>
+          <w:b/>
+          <w:bCs/>
+        </w:rPr>
+        <w:t>Riesecuzione dei test</w:t>
+      </w:r>
+    </w:p>
+    <w:p>
+      <w:pPr>
+        <w:pStyle w:val="Paragrafoelenco"/>
+      </w:pPr>
+      <w:r>
+        <w:t>Dopo aver corretto i test generati, è necessario convertire il file JSON di output in file Java, che saranno successivamente inseriti nella cartella src/test del progetto che si sta testando. In seguito, si procede alla compilazione del progetto per individuare e correggere eventuali errori residui.</w:t>
+      </w:r>
+    </w:p>
+    <w:p>
+      <w:pPr>
+        <w:pStyle w:val="Paragrafoelenco"/>
+        <w:rPr>
+          <w:rFonts w:cstheme="minorHAnsi"/>
+        </w:rPr>
+      </w:pPr>
+      <w:r>
+        <w:t xml:space="preserve">Tramite lo script </w:t>
+      </w:r>
+      <w:r>
+        <w:t>genera_file_java_fixati.py della cartella scripts si generano i veri e propri file java contenenti i test</w:t>
+      </w:r>
+      <w:r>
+        <w:t xml:space="preserve">. A seguire questi test </w:t>
+      </w:r>
+      <w:r>
+        <w:t>dovranno essere inseriti nell’ambiente di riesecuzione</w:t>
+      </w:r>
+      <w:r>
+        <w:t xml:space="preserve"> (nella percorso </w:t>
+      </w:r>
+      <w:r>
+        <w:rPr>
+          <w:rFonts w:ascii="Cascadia Code" w:hAnsi="Cascadia Code" w:cs="Cascadia Code"/>
+        </w:rPr>
+        <w:t>src/test</w:t>
+      </w:r>
+      <w:r>
+        <w:t xml:space="preserve"> del dataset in questione)</w:t>
+      </w:r>
+      <w:r>
+        <w:t>. Si procede con la compilazione e l’esecuzione dei test</w:t>
+      </w:r>
+      <w:r>
+        <w:br/>
+      </w:r>
+      <w:r>
+        <w:rPr>
+          <w:rFonts w:ascii="Cascadia Code" w:hAnsi="Cascadia Code" w:cs="Cascadia Code"/>
+        </w:rPr>
+        <w:t>mvn clean test</w:t>
+      </w:r>
+      <w:r>
+        <w:rPr>
+          <w:rFonts w:ascii="Cascadia Code" w:hAnsi="Cascadia Code" w:cs="Cascadia Code"/>
+        </w:rPr>
+        <w:t xml:space="preserve"> </w:t>
+      </w:r>
+      <w:r>
+        <w:rPr>
+          <w:rFonts w:cstheme="minorHAnsi"/>
+        </w:rPr>
+        <w:t>(per HumanEval</w:t>
+      </w:r>
+      <w:r>
+        <w:rPr>
+          <w:rFonts w:cstheme="minorHAnsi"/>
+        </w:rPr>
+        <w:t xml:space="preserve"> e SF110</w:t>
+      </w:r>
+      <w:r>
+        <w:rPr>
+          <w:rFonts w:cstheme="minorHAnsi"/>
+        </w:rPr>
+        <w:t>)</w:t>
+      </w:r>
+      <w:r>
+        <w:rPr>
+          <w:rFonts w:cstheme="minorHAnsi"/>
+        </w:rPr>
+        <w:t>*</w:t>
+      </w:r>
+    </w:p>
+    <w:p>
+      <w:pPr>
+        <w:pStyle w:val="Paragrafoelenco"/>
+        <w:rPr>
+          <w:rFonts w:ascii="Cascadia Code" w:hAnsi="Cascadia Code" w:cs="Cascadia Code"/>
+        </w:rPr>
+      </w:pPr>
+      <w:r>
+        <w:rPr>
+          <w:rFonts w:cstheme="minorHAnsi"/>
+        </w:rPr>
+        <w:t>Poi deve essere generato il report di JaCoCo con il seguente comando:</w:t>
+      </w:r>
+      <w:r>
+        <w:rPr>
+          <w:rFonts w:cstheme="minorHAnsi"/>
+        </w:rPr>
+        <w:br/>
+      </w:r>
+      <w:r>
+        <w:rPr>
+          <w:rFonts w:ascii="Cascadia Code" w:hAnsi="Cascadia Code" w:cs="Cascadia Code"/>
+        </w:rPr>
+        <w:t>mvn jacoco:report</w:t>
+      </w:r>
+    </w:p>
+    <w:p>
+      <w:pPr>
+        <w:pStyle w:val="Paragrafoelenco"/>
+        <w:rPr>
+          <w:rFonts w:cstheme="minorHAnsi"/>
+        </w:rPr>
+      </w:pPr>
+      <w:r>
+        <w:rPr>
+          <w:rFonts w:cstheme="minorHAnsi"/>
+        </w:rPr>
+        <w:t>I report</w:t>
+      </w:r>
+      <w:r>
+        <w:rPr>
+          <w:rFonts w:cstheme="minorHAnsi"/>
+        </w:rPr>
+        <w:t xml:space="preserve"> sulla line e branch coverage</w:t>
+      </w:r>
+      <w:r>
+        <w:rPr>
+          <w:rFonts w:cstheme="minorHAnsi"/>
+        </w:rPr>
+        <w:t xml:space="preserve"> che sono stati</w:t>
+      </w:r>
+      <w:r>
+        <w:rPr>
+          <w:rFonts w:cstheme="minorHAnsi"/>
+        </w:rPr>
+        <w:t xml:space="preserve"> generati si potranno trovare nel</w:t>
+      </w:r>
+      <w:r>
+        <w:rPr>
+          <w:rFonts w:cstheme="minorHAnsi"/>
+        </w:rPr>
+        <w:t xml:space="preserve"> percorso </w:t>
+      </w:r>
+      <w:r>
+        <w:rPr>
+          <w:rFonts w:ascii="Cascadia Code" w:hAnsi="Cascadia Code" w:cs="Cascadia Code"/>
+        </w:rPr>
+        <w:t>target/site</w:t>
+      </w:r>
+      <w:r>
+        <w:rPr>
+          <w:rFonts w:ascii="Cascadia Code" w:hAnsi="Cascadia Code" w:cs="Cascadia Code"/>
+        </w:rPr>
+        <w:t xml:space="preserve"> </w:t>
+      </w:r>
+      <w:r>
+        <w:rPr>
+          <w:rFonts w:cstheme="minorHAnsi"/>
+        </w:rPr>
+        <w:t>della cartella del dataset in questione</w:t>
+      </w:r>
+      <w:r>
+        <w:rPr>
+          <w:rFonts w:cstheme="minorHAnsi"/>
+        </w:rPr>
+        <w:t>.</w:t>
+      </w:r>
+      <w:r>
+        <w:rPr>
+          <w:rFonts w:cstheme="minorHAnsi"/>
+        </w:rPr>
+        <w:t xml:space="preserve"> Mentre i report surefire riguardo all’analisi di fallimenti, eccezioni o errori di ogni singolo caso di test possono essere trovati in </w:t>
+      </w:r>
+      <w:r>
+        <w:rPr>
+          <w:rFonts w:ascii="Cascadia Code" w:hAnsi="Cascadia Code" w:cs="Cascadia Code"/>
+        </w:rPr>
+        <w:t>target/surefire-reports</w:t>
+      </w:r>
+      <w:r>
+        <w:rPr>
+          <w:rFonts w:cstheme="minorHAnsi"/>
+        </w:rPr>
+        <w:t>.</w:t>
+      </w:r>
+    </w:p>
+    <w:p>
+      <w:pPr>
+        <w:rPr>
+          <w:rFonts w:cstheme="minorHAnsi"/>
+        </w:rPr>
+      </w:pPr>
+    </w:p>
+    <w:p>
+      <w:pPr>
+        <w:rPr>
+          <w:rFonts w:cstheme="minorHAnsi"/>
+        </w:rPr>
+      </w:pPr>
+      <w:r>
+        <w:rPr>
+          <w:rFonts w:cstheme="minorHAnsi"/>
+        </w:rPr>
+        <w:t>*</w:t>
+      </w:r>
+      <w:r>
+        <w:rPr>
+          <w:rFonts w:cstheme="minorHAnsi"/>
+        </w:rPr>
+        <w:t xml:space="preserve">Come già </w:t>
+      </w:r>
+      <w:r>
+        <w:rPr>
+          <w:rFonts w:cstheme="minorHAnsi"/>
+        </w:rPr>
+        <w:t>anticipato</w:t>
+      </w:r>
+      <w:r>
+        <w:rPr>
+          <w:rFonts w:cstheme="minorHAnsi"/>
+        </w:rPr>
+        <w:t xml:space="preserve">, le classi del dataset </w:t>
+      </w:r>
+      <w:r>
+        <w:rPr>
+          <w:rFonts w:cstheme="minorHAnsi"/>
           <w:i/>
           <w:iCs/>
         </w:rPr>
-        <w:t>fix_tests_openai.py</w:t>
-      </w:r>
-      <w:r>
-        <w:t xml:space="preserve"> che ci permette di andare a risolvere alcuni problemi molto comuni che impediscono la compilazione dei test</w:t>
-      </w:r>
-      <w:r>
-        <w:t>, qui viene creato un altro file json sempre nella cartella degli output</w:t>
-      </w:r>
-      <w:r>
-        <w:t>.</w:t>
-      </w:r>
-    </w:p>
-    <w:p>
-      <w:pPr>
-        <w:pStyle w:val="Paragrafoelenco"/>
-        <w:numPr>
-          <w:ilvl w:val="0"/>
-          <w:numId w:val="1"/>
-        </w:numPr>
-      </w:pPr>
-      <w:r>
-        <w:t xml:space="preserve">Dopo vado ad usare lo script </w:t>
-      </w:r>
-      <w:r>
-        <w:rPr>
+        <w:t>HumanEval</w:t>
+      </w:r>
+      <w:r>
+        <w:rPr>
+          <w:rFonts w:cstheme="minorHAnsi"/>
+        </w:rPr>
+        <w:t xml:space="preserve"> sono state gestite all'interno di un unico progetto configurato con Maven, semplificando così l'integrazione delle dipendenze e l'esecuzione dei test. Al contrario, i progetti del dataset </w:t>
+      </w:r>
+      <w:r>
+        <w:rPr>
+          <w:rFonts w:cstheme="minorHAnsi"/>
           <w:i/>
           <w:iCs/>
         </w:rPr>
-        <w:t>genera_file_java_fixati.py</w:t>
-      </w:r>
-      <w:r>
-        <w:t xml:space="preserve"> per prendere in input il file json appena generato nell’output e generare i file java che poi vado ad inserire nel progetto che mi interessa nella cartella src/test.</w:t>
-      </w:r>
-    </w:p>
-    <w:p>
-      <w:pPr>
-        <w:pStyle w:val="Paragrafoelenco"/>
-        <w:numPr>
-          <w:ilvl w:val="0"/>
-          <w:numId w:val="1"/>
-        </w:numPr>
-      </w:pPr>
-      <w:r>
-        <w:t>A questo punto è possibile compilare il progetto per cui si stanno generando test unitari, con il rischio molto alto che ci siano altri errori di compilazione che a questo punto devono essere risolti manualmente (i più comuni sono import mancanti o nomi uguali di due o più metodi nella classe di test).</w:t>
-      </w:r>
-    </w:p>
-    <w:p>
-      <w:pPr>
-        <w:pStyle w:val="Paragrafoelenco"/>
-        <w:numPr>
-          <w:ilvl w:val="0"/>
-          <w:numId w:val="1"/>
-        </w:numPr>
-      </w:pPr>
-      <w:r>
-        <w:t>Una volta che anche questi errori di compilazione sono stati risolti nella cartella target del progetto troverò una cartella site che contiene il report di jacoco (se non c’è fare jacoco:report) riguardo alla copertura di linee e rami. Invece sempre in target/surefire-reports troverà la correttezza (in termini di failure) di ogni metodo testato.</w:t>
-      </w:r>
-    </w:p>
-    <w:p>
-      <w:pPr>
-        <w:pStyle w:val="Paragrafoelenco"/>
-        <w:numPr>
-          <w:ilvl w:val="0"/>
-          <w:numId w:val="1"/>
-        </w:numPr>
-      </w:pPr>
-      <w:r>
-        <w:t xml:space="preserve">Ho creato anche uno script di nome </w:t>
-      </w:r>
-      <w:r>
-        <w:rPr>
-          <w:i/>
-          <w:iCs/>
-        </w:rPr>
-        <w:t>calcola_correttezza.py</w:t>
-      </w:r>
-      <w:r>
-        <w:t xml:space="preserve"> che dà una percentuale generale tenendo conto di tutti i metodi testati.</w:t>
-      </w:r>
-    </w:p>
-    <w:p>
-      <w:pPr>
-        <w:pStyle w:val="Titolo"/>
-      </w:pPr>
-      <w:r>
-        <w:lastRenderedPageBreak/>
-        <w:t>Risultati ottenuti</w:t>
-      </w:r>
-    </w:p>
-    <w:p>
-      <w:r>
-        <w:t>Ovviamente non ho generato tutti i test per tutti gli scenari con ogni modello per entrambi i dataset, ma ho fatto delle prove per verificare la fattibilità della cosa:</w:t>
-      </w:r>
-      <w:r>
-        <w:br/>
-        <w:t xml:space="preserve">La generazione è stata fatta con codex* per il dataset HumanEval, sia per lo scenario originale che per gli scenari 1 e 2 (per lo scenario 3, la generazione è stata effettuata correttamente, solo che essendo basata su classi che riguardano solo la signature del metodo, non si riesce a compilare). I risultati che ho ottenuto con codex sono: </w:t>
-      </w:r>
-      <w:r>
-        <w:rPr>
-          <w:b/>
-          <w:bCs/>
-        </w:rPr>
-        <w:t>branch coverage = 92% e line coverage = 91 %</w:t>
-      </w:r>
-      <w:r>
-        <w:t xml:space="preserve"> per lo scenario originale, poi rispettivamente </w:t>
-      </w:r>
-      <w:r>
-        <w:rPr>
-          <w:b/>
-          <w:bCs/>
-        </w:rPr>
-        <w:t>87 e 88 % per lo scenario 1 e 87 e 88 % per lo scenario 2</w:t>
-      </w:r>
-      <w:r>
-        <w:t xml:space="preserve">. Questi risultati risultano essere anche leggermente migliori di quelli trovati nello studio. Per quanto riguarda il tasso di correttezza invece sia aggira attorno al </w:t>
-      </w:r>
-      <w:r>
-        <w:rPr>
-          <w:b/>
-          <w:bCs/>
-        </w:rPr>
-        <w:t>66% per lo scenario originale e 40 e 37 % per gli scenari 1 e 2</w:t>
-      </w:r>
-      <w:r>
-        <w:t xml:space="preserve">. Anche questi risultati sono leggermente migliori rispetto a quelli che avevamo già. </w:t>
-      </w:r>
-    </w:p>
-    <w:p>
-      <w:r>
-        <w:t>L’utilizzo di gpt anche ha mostrato dati simili a quelli già ottenuti per entrambi i dataset. E con gpt sono riuscito anche a generare test per il dataset SF110, con codex non ci ero riuscito perché c’era un errore con i token, che risultavano essere troppo pochi per l’input/output che doveva gestire il modello. Di conseguenza si riusciva a generare test con codex per SF110 solo impostando il limite di token a 1000.</w:t>
-      </w:r>
-    </w:p>
-    <w:p>
-      <w:r>
-        <w:t>*Per quando riguarda codex, gli autori di questo studio avevano usato il modello code-davinci-002 che al momento però è deprecato</w:t>
-      </w:r>
-      <w:r>
-        <w:t>, di conseguenza sul sito di openai ho trovato una sezione che consiglia l’uso di specifici modelli al posto di quelli deprecati e ho usato gpt3.5-instruct. Questo cambiamento forse ha portato all’errore con i token che impedisce la generazione di test con codex per SF110.</w:t>
-      </w:r>
-    </w:p>
-    <w:p>
-      <w:pPr>
-        <w:rPr>
-          <w:u w:val="single"/>
-        </w:rPr>
-      </w:pPr>
-      <w:r>
-        <w:t>Per ultimo, il modello di StarCoder. La generazione con questo modello funzionava, ma i tempi di generazione risultavano essere eccessivamente lunghi. Per generare la metà dei test per lo scenario originale di HumanEval, in risposta quindi a RQ1, ho impiegato quasi una giornata intera, questo mi ha portato a evitare per il momento l’uso di questo modello.</w:t>
-      </w:r>
-    </w:p>
-    <w:p>
-      <w:pPr>
-        <w:pStyle w:val="Paragrafoelenco"/>
-        <w:rPr>
-          <w:i/>
-          <w:iCs/>
-          <w:sz w:val="20"/>
-          <w:szCs w:val="20"/>
-        </w:rPr>
-      </w:pPr>
-    </w:p>
-    <w:p>
-      <w:pPr>
-        <w:pStyle w:val="Paragrafoelenco"/>
+        <w:t>SF110</w:t>
+      </w:r>
+      <w:r>
+        <w:rPr>
+          <w:rFonts w:cstheme="minorHAnsi"/>
+        </w:rPr>
+        <w:t xml:space="preserve"> erano originariamente organizzati come progetti separati e gestiti con Apache Ant.</w:t>
+      </w:r>
+    </w:p>
+    <w:p>
+      <w:pPr>
+        <w:rPr>
+          <w:rFonts w:cstheme="minorHAnsi"/>
+        </w:rPr>
+      </w:pPr>
+      <w:r>
+        <w:rPr>
+          <w:rFonts w:cstheme="minorHAnsi"/>
+        </w:rPr>
+        <w:t>Tuttavia, durante l'implementazione, sono emerse incompatibilità tra le dipendenze necessarie per JUnit5 e l'ultima versione di JaCoCo rispetto all'ambiente di esecuzione fornito da Ant. Queste incongruenze hanno reso complesso il corretto utilizzo degli strumenti per la generazione e il reporting dei test.</w:t>
+      </w:r>
+    </w:p>
+    <w:p>
+      <w:pPr>
+        <w:rPr>
+          <w:rFonts w:cstheme="minorHAnsi"/>
+        </w:rPr>
+      </w:pPr>
+      <w:r>
+        <w:rPr>
+          <w:rFonts w:cstheme="minorHAnsi"/>
+        </w:rPr>
+        <w:t xml:space="preserve">Infatti si è scelto di eseguire dei test solo per alcuni progetti del dataset SF110 </w:t>
+      </w:r>
+      <w:r>
+        <w:rPr>
+          <w:rFonts w:cstheme="minorHAnsi"/>
+        </w:rPr>
+        <w:t>che sono stati convertiti in progetti Maven.</w:t>
+      </w:r>
+    </w:p>
+    <w:p>
+      <w:pPr>
+        <w:rPr>
+          <w:rFonts w:cstheme="minorHAnsi"/>
+        </w:rPr>
       </w:pPr>
     </w:p>
     <w:sectPr>
@@ -321,6 +960,268 @@
 <file path=word/numbering.xml><?xml version="1.0" encoding="utf-8"?>
 <w:numbering xmlns:wpc="http://schemas.microsoft.com/office/word/2010/wordprocessingCanvas" xmlns:cx="http://schemas.microsoft.com/office/drawing/2014/chartex" xmlns:cx1="http://schemas.microsoft.com/office/drawing/2015/9/8/chartex" xmlns:cx2="http://schemas.microsoft.com/office/drawing/2015/10/21/chartex" xmlns:cx3="http://schemas.microsoft.com/office/drawing/2016/5/9/chartex" xmlns:cx4="http://schemas.microsoft.com/office/drawing/2016/5/10/chartex" xmlns:cx5="http://schemas.microsoft.com/office/drawing/2016/5/11/chartex" xmlns:cx6="http://schemas.microsoft.com/office/drawing/2016/5/12/chartex" xmlns:cx7="http://schemas.microsoft.com/office/drawing/2016/5/13/chartex" xmlns:cx8="http://schemas.microsoft.com/office/drawing/2016/5/14/chartex" xmlns:mc="http://schemas.openxmlformats.org/markup-compatibility/2006" xmlns:aink="http://schemas.microsoft.com/office/drawing/2016/ink" xmlns:am3d="http://schemas.microsoft.com/office/drawing/2017/model3d" xmlns:o="urn:schemas-microsoft-com:office:office" xmlns:oel="http://schemas.microsoft.com/office/2019/extlst" xmlns:r="http://schemas.openxmlformats.org/officeDocument/2006/relationships" xmlns:m="http://schemas.openxmlformats.org/officeDocument/2006/math" xmlns:v="urn:schemas-microsoft-com:vml" xmlns:wp14="http://schemas.microsoft.com/office/word/2010/wordprocessingDrawing" xmlns:wp="http://schemas.openxmlformats.org/drawingml/2006/wordprocessingDrawing" xmlns:w10="urn:schemas-microsoft-com:office:word" xmlns:w="http://schemas.openxmlformats.org/wordprocessingml/2006/main" xmlns:w14="http://schemas.microsoft.com/office/word/2010/wordml" xmlns:w15="http://schemas.microsoft.com/office/word/2012/wordml" xmlns:w16cex="http://schemas.microsoft.com/office/word/2018/wordml/cex" xmlns:w16cid="http://schemas.microsoft.com/office/word/2016/wordml/cid" xmlns:w16="http://schemas.microsoft.com/office/word/2018/wordml" xmlns:w16du="http://schemas.microsoft.com/office/word/2023/wordml/word16du" xmlns:w16sdtdh="http://schemas.microsoft.com/office/word/2020/wordml/sdtdatahash" xmlns:w16se="http://schemas.microsoft.com/office/word/2015/wordml/symex" xmlns:wpg="http://schemas.microsoft.com/office/word/2010/wordprocessingGroup" xmlns:wpi="http://schemas.microsoft.com/office/word/2010/wordprocessingInk" xmlns:wne="http://schemas.microsoft.com/office/word/2006/wordml" xmlns:wps="http://schemas.microsoft.com/office/word/2010/wordprocessingShape" mc:Ignorable="w14 w15 w16se w16cid w16 w16cex w16sdtdh w16du wp14">
   <w:abstractNum w:abstractNumId="0" w15:restartNumberingAfterBreak="0">
+    <w:nsid w:val="0D9F2C79"/>
+    <w:multiLevelType w:val="multilevel"/>
+    <w:tmpl w:val="B85AE468"/>
+    <w:lvl w:ilvl="0">
+      <w:start w:val="1"/>
+      <w:numFmt w:val="bullet"/>
+      <w:lvlText w:val=""/>
+      <w:lvlJc w:val="left"/>
+      <w:pPr>
+        <w:tabs>
+          <w:tab w:val="num" w:pos="1440"/>
+        </w:tabs>
+        <w:ind w:left="1440" w:hanging="360"/>
+      </w:pPr>
+      <w:rPr>
+        <w:rFonts w:ascii="Symbol" w:hAnsi="Symbol" w:hint="default"/>
+        <w:sz w:val="20"/>
+      </w:rPr>
+    </w:lvl>
+    <w:lvl w:ilvl="1" w:tentative="1">
+      <w:start w:val="1"/>
+      <w:numFmt w:val="bullet"/>
+      <w:lvlText w:val="o"/>
+      <w:lvlJc w:val="left"/>
+      <w:pPr>
+        <w:tabs>
+          <w:tab w:val="num" w:pos="2160"/>
+        </w:tabs>
+        <w:ind w:left="2160" w:hanging="360"/>
+      </w:pPr>
+      <w:rPr>
+        <w:rFonts w:ascii="Courier New" w:hAnsi="Courier New" w:hint="default"/>
+        <w:sz w:val="20"/>
+      </w:rPr>
+    </w:lvl>
+    <w:lvl w:ilvl="2" w:tentative="1">
+      <w:start w:val="1"/>
+      <w:numFmt w:val="bullet"/>
+      <w:lvlText w:val=""/>
+      <w:lvlJc w:val="left"/>
+      <w:pPr>
+        <w:tabs>
+          <w:tab w:val="num" w:pos="2880"/>
+        </w:tabs>
+        <w:ind w:left="2880" w:hanging="360"/>
+      </w:pPr>
+      <w:rPr>
+        <w:rFonts w:ascii="Wingdings" w:hAnsi="Wingdings" w:hint="default"/>
+        <w:sz w:val="20"/>
+      </w:rPr>
+    </w:lvl>
+    <w:lvl w:ilvl="3" w:tentative="1">
+      <w:start w:val="1"/>
+      <w:numFmt w:val="bullet"/>
+      <w:lvlText w:val=""/>
+      <w:lvlJc w:val="left"/>
+      <w:pPr>
+        <w:tabs>
+          <w:tab w:val="num" w:pos="3600"/>
+        </w:tabs>
+        <w:ind w:left="3600" w:hanging="360"/>
+      </w:pPr>
+      <w:rPr>
+        <w:rFonts w:ascii="Wingdings" w:hAnsi="Wingdings" w:hint="default"/>
+        <w:sz w:val="20"/>
+      </w:rPr>
+    </w:lvl>
+    <w:lvl w:ilvl="4" w:tentative="1">
+      <w:start w:val="1"/>
+      <w:numFmt w:val="bullet"/>
+      <w:lvlText w:val=""/>
+      <w:lvlJc w:val="left"/>
+      <w:pPr>
+        <w:tabs>
+          <w:tab w:val="num" w:pos="4320"/>
+        </w:tabs>
+        <w:ind w:left="4320" w:hanging="360"/>
+      </w:pPr>
+      <w:rPr>
+        <w:rFonts w:ascii="Wingdings" w:hAnsi="Wingdings" w:hint="default"/>
+        <w:sz w:val="20"/>
+      </w:rPr>
+    </w:lvl>
+    <w:lvl w:ilvl="5" w:tentative="1">
+      <w:start w:val="1"/>
+      <w:numFmt w:val="bullet"/>
+      <w:lvlText w:val=""/>
+      <w:lvlJc w:val="left"/>
+      <w:pPr>
+        <w:tabs>
+          <w:tab w:val="num" w:pos="5040"/>
+        </w:tabs>
+        <w:ind w:left="5040" w:hanging="360"/>
+      </w:pPr>
+      <w:rPr>
+        <w:rFonts w:ascii="Wingdings" w:hAnsi="Wingdings" w:hint="default"/>
+        <w:sz w:val="20"/>
+      </w:rPr>
+    </w:lvl>
+    <w:lvl w:ilvl="6" w:tentative="1">
+      <w:start w:val="1"/>
+      <w:numFmt w:val="bullet"/>
+      <w:lvlText w:val=""/>
+      <w:lvlJc w:val="left"/>
+      <w:pPr>
+        <w:tabs>
+          <w:tab w:val="num" w:pos="5760"/>
+        </w:tabs>
+        <w:ind w:left="5760" w:hanging="360"/>
+      </w:pPr>
+      <w:rPr>
+        <w:rFonts w:ascii="Wingdings" w:hAnsi="Wingdings" w:hint="default"/>
+        <w:sz w:val="20"/>
+      </w:rPr>
+    </w:lvl>
+    <w:lvl w:ilvl="7" w:tentative="1">
+      <w:start w:val="1"/>
+      <w:numFmt w:val="bullet"/>
+      <w:lvlText w:val=""/>
+      <w:lvlJc w:val="left"/>
+      <w:pPr>
+        <w:tabs>
+          <w:tab w:val="num" w:pos="6480"/>
+        </w:tabs>
+        <w:ind w:left="6480" w:hanging="360"/>
+      </w:pPr>
+      <w:rPr>
+        <w:rFonts w:ascii="Wingdings" w:hAnsi="Wingdings" w:hint="default"/>
+        <w:sz w:val="20"/>
+      </w:rPr>
+    </w:lvl>
+    <w:lvl w:ilvl="8" w:tentative="1">
+      <w:start w:val="1"/>
+      <w:numFmt w:val="bullet"/>
+      <w:lvlText w:val=""/>
+      <w:lvlJc w:val="left"/>
+      <w:pPr>
+        <w:tabs>
+          <w:tab w:val="num" w:pos="7200"/>
+        </w:tabs>
+        <w:ind w:left="7200" w:hanging="360"/>
+      </w:pPr>
+      <w:rPr>
+        <w:rFonts w:ascii="Wingdings" w:hAnsi="Wingdings" w:hint="default"/>
+        <w:sz w:val="20"/>
+      </w:rPr>
+    </w:lvl>
+  </w:abstractNum>
+  <w:abstractNum w:abstractNumId="1" w15:restartNumberingAfterBreak="0">
+    <w:nsid w:val="5CBA06F3"/>
+    <w:multiLevelType w:val="hybridMultilevel"/>
+    <w:tmpl w:val="8BC0D63A"/>
+    <w:lvl w:ilvl="0" w:tplc="04100001">
+      <w:start w:val="1"/>
+      <w:numFmt w:val="bullet"/>
+      <w:lvlText w:val=""/>
+      <w:lvlJc w:val="left"/>
+      <w:pPr>
+        <w:ind w:left="1485" w:hanging="360"/>
+      </w:pPr>
+      <w:rPr>
+        <w:rFonts w:ascii="Symbol" w:hAnsi="Symbol" w:hint="default"/>
+      </w:rPr>
+    </w:lvl>
+    <w:lvl w:ilvl="1" w:tplc="04100003" w:tentative="1">
+      <w:start w:val="1"/>
+      <w:numFmt w:val="bullet"/>
+      <w:lvlText w:val="o"/>
+      <w:lvlJc w:val="left"/>
+      <w:pPr>
+        <w:ind w:left="2205" w:hanging="360"/>
+      </w:pPr>
+      <w:rPr>
+        <w:rFonts w:ascii="Courier New" w:hAnsi="Courier New" w:cs="Courier New" w:hint="default"/>
+      </w:rPr>
+    </w:lvl>
+    <w:lvl w:ilvl="2" w:tplc="04100005" w:tentative="1">
+      <w:start w:val="1"/>
+      <w:numFmt w:val="bullet"/>
+      <w:lvlText w:val=""/>
+      <w:lvlJc w:val="left"/>
+      <w:pPr>
+        <w:ind w:left="2925" w:hanging="360"/>
+      </w:pPr>
+      <w:rPr>
+        <w:rFonts w:ascii="Wingdings" w:hAnsi="Wingdings" w:hint="default"/>
+      </w:rPr>
+    </w:lvl>
+    <w:lvl w:ilvl="3" w:tplc="04100001" w:tentative="1">
+      <w:start w:val="1"/>
+      <w:numFmt w:val="bullet"/>
+      <w:lvlText w:val=""/>
+      <w:lvlJc w:val="left"/>
+      <w:pPr>
+        <w:ind w:left="3645" w:hanging="360"/>
+      </w:pPr>
+      <w:rPr>
+        <w:rFonts w:ascii="Symbol" w:hAnsi="Symbol" w:hint="default"/>
+      </w:rPr>
+    </w:lvl>
+    <w:lvl w:ilvl="4" w:tplc="04100003" w:tentative="1">
+      <w:start w:val="1"/>
+      <w:numFmt w:val="bullet"/>
+      <w:lvlText w:val="o"/>
+      <w:lvlJc w:val="left"/>
+      <w:pPr>
+        <w:ind w:left="4365" w:hanging="360"/>
+      </w:pPr>
+      <w:rPr>
+        <w:rFonts w:ascii="Courier New" w:hAnsi="Courier New" w:cs="Courier New" w:hint="default"/>
+      </w:rPr>
+    </w:lvl>
+    <w:lvl w:ilvl="5" w:tplc="04100005" w:tentative="1">
+      <w:start w:val="1"/>
+      <w:numFmt w:val="bullet"/>
+      <w:lvlText w:val=""/>
+      <w:lvlJc w:val="left"/>
+      <w:pPr>
+        <w:ind w:left="5085" w:hanging="360"/>
+      </w:pPr>
+      <w:rPr>
+        <w:rFonts w:ascii="Wingdings" w:hAnsi="Wingdings" w:hint="default"/>
+      </w:rPr>
+    </w:lvl>
+    <w:lvl w:ilvl="6" w:tplc="04100001" w:tentative="1">
+      <w:start w:val="1"/>
+      <w:numFmt w:val="bullet"/>
+      <w:lvlText w:val=""/>
+      <w:lvlJc w:val="left"/>
+      <w:pPr>
+        <w:ind w:left="5805" w:hanging="360"/>
+      </w:pPr>
+      <w:rPr>
+        <w:rFonts w:ascii="Symbol" w:hAnsi="Symbol" w:hint="default"/>
+      </w:rPr>
+    </w:lvl>
+    <w:lvl w:ilvl="7" w:tplc="04100003" w:tentative="1">
+      <w:start w:val="1"/>
+      <w:numFmt w:val="bullet"/>
+      <w:lvlText w:val="o"/>
+      <w:lvlJc w:val="left"/>
+      <w:pPr>
+        <w:ind w:left="6525" w:hanging="360"/>
+      </w:pPr>
+      <w:rPr>
+        <w:rFonts w:ascii="Courier New" w:hAnsi="Courier New" w:cs="Courier New" w:hint="default"/>
+      </w:rPr>
+    </w:lvl>
+    <w:lvl w:ilvl="8" w:tplc="04100005" w:tentative="1">
+      <w:start w:val="1"/>
+      <w:numFmt w:val="bullet"/>
+      <w:lvlText w:val=""/>
+      <w:lvlJc w:val="left"/>
+      <w:pPr>
+        <w:ind w:left="7245" w:hanging="360"/>
+      </w:pPr>
+      <w:rPr>
+        <w:rFonts w:ascii="Wingdings" w:hAnsi="Wingdings" w:hint="default"/>
+      </w:rPr>
+    </w:lvl>
+  </w:abstractNum>
+  <w:abstractNum w:abstractNumId="2" w15:restartNumberingAfterBreak="0">
     <w:nsid w:val="5D4611DE"/>
     <w:multiLevelType w:val="hybridMultilevel"/>
     <w:tmpl w:val="BEA42DAE"/>
@@ -409,8 +1310,130 @@
       </w:pPr>
     </w:lvl>
   </w:abstractNum>
+  <w:abstractNum w:abstractNumId="3" w15:restartNumberingAfterBreak="0">
+    <w:nsid w:val="79C375A1"/>
+    <w:multiLevelType w:val="hybridMultilevel"/>
+    <w:tmpl w:val="E166B462"/>
+    <w:lvl w:ilvl="0" w:tplc="04100001">
+      <w:start w:val="1"/>
+      <w:numFmt w:val="bullet"/>
+      <w:lvlText w:val=""/>
+      <w:lvlJc w:val="left"/>
+      <w:pPr>
+        <w:ind w:left="1440" w:hanging="360"/>
+      </w:pPr>
+      <w:rPr>
+        <w:rFonts w:ascii="Symbol" w:hAnsi="Symbol" w:hint="default"/>
+      </w:rPr>
+    </w:lvl>
+    <w:lvl w:ilvl="1" w:tplc="04100003" w:tentative="1">
+      <w:start w:val="1"/>
+      <w:numFmt w:val="bullet"/>
+      <w:lvlText w:val="o"/>
+      <w:lvlJc w:val="left"/>
+      <w:pPr>
+        <w:ind w:left="2160" w:hanging="360"/>
+      </w:pPr>
+      <w:rPr>
+        <w:rFonts w:ascii="Courier New" w:hAnsi="Courier New" w:cs="Courier New" w:hint="default"/>
+      </w:rPr>
+    </w:lvl>
+    <w:lvl w:ilvl="2" w:tplc="04100005" w:tentative="1">
+      <w:start w:val="1"/>
+      <w:numFmt w:val="bullet"/>
+      <w:lvlText w:val=""/>
+      <w:lvlJc w:val="left"/>
+      <w:pPr>
+        <w:ind w:left="2880" w:hanging="360"/>
+      </w:pPr>
+      <w:rPr>
+        <w:rFonts w:ascii="Wingdings" w:hAnsi="Wingdings" w:hint="default"/>
+      </w:rPr>
+    </w:lvl>
+    <w:lvl w:ilvl="3" w:tplc="04100001" w:tentative="1">
+      <w:start w:val="1"/>
+      <w:numFmt w:val="bullet"/>
+      <w:lvlText w:val=""/>
+      <w:lvlJc w:val="left"/>
+      <w:pPr>
+        <w:ind w:left="3600" w:hanging="360"/>
+      </w:pPr>
+      <w:rPr>
+        <w:rFonts w:ascii="Symbol" w:hAnsi="Symbol" w:hint="default"/>
+      </w:rPr>
+    </w:lvl>
+    <w:lvl w:ilvl="4" w:tplc="04100003" w:tentative="1">
+      <w:start w:val="1"/>
+      <w:numFmt w:val="bullet"/>
+      <w:lvlText w:val="o"/>
+      <w:lvlJc w:val="left"/>
+      <w:pPr>
+        <w:ind w:left="4320" w:hanging="360"/>
+      </w:pPr>
+      <w:rPr>
+        <w:rFonts w:ascii="Courier New" w:hAnsi="Courier New" w:cs="Courier New" w:hint="default"/>
+      </w:rPr>
+    </w:lvl>
+    <w:lvl w:ilvl="5" w:tplc="04100005" w:tentative="1">
+      <w:start w:val="1"/>
+      <w:numFmt w:val="bullet"/>
+      <w:lvlText w:val=""/>
+      <w:lvlJc w:val="left"/>
+      <w:pPr>
+        <w:ind w:left="5040" w:hanging="360"/>
+      </w:pPr>
+      <w:rPr>
+        <w:rFonts w:ascii="Wingdings" w:hAnsi="Wingdings" w:hint="default"/>
+      </w:rPr>
+    </w:lvl>
+    <w:lvl w:ilvl="6" w:tplc="04100001" w:tentative="1">
+      <w:start w:val="1"/>
+      <w:numFmt w:val="bullet"/>
+      <w:lvlText w:val=""/>
+      <w:lvlJc w:val="left"/>
+      <w:pPr>
+        <w:ind w:left="5760" w:hanging="360"/>
+      </w:pPr>
+      <w:rPr>
+        <w:rFonts w:ascii="Symbol" w:hAnsi="Symbol" w:hint="default"/>
+      </w:rPr>
+    </w:lvl>
+    <w:lvl w:ilvl="7" w:tplc="04100003" w:tentative="1">
+      <w:start w:val="1"/>
+      <w:numFmt w:val="bullet"/>
+      <w:lvlText w:val="o"/>
+      <w:lvlJc w:val="left"/>
+      <w:pPr>
+        <w:ind w:left="6480" w:hanging="360"/>
+      </w:pPr>
+      <w:rPr>
+        <w:rFonts w:ascii="Courier New" w:hAnsi="Courier New" w:cs="Courier New" w:hint="default"/>
+      </w:rPr>
+    </w:lvl>
+    <w:lvl w:ilvl="8" w:tplc="04100005" w:tentative="1">
+      <w:start w:val="1"/>
+      <w:numFmt w:val="bullet"/>
+      <w:lvlText w:val=""/>
+      <w:lvlJc w:val="left"/>
+      <w:pPr>
+        <w:ind w:left="7200" w:hanging="360"/>
+      </w:pPr>
+      <w:rPr>
+        <w:rFonts w:ascii="Wingdings" w:hAnsi="Wingdings" w:hint="default"/>
+      </w:rPr>
+    </w:lvl>
+  </w:abstractNum>
   <w:num w:numId="1" w16cid:durableId="1675185999">
+    <w:abstractNumId w:val="2"/>
+  </w:num>
+  <w:num w:numId="2" w16cid:durableId="53622171">
     <w:abstractNumId w:val="0"/>
+  </w:num>
+  <w:num w:numId="3" w16cid:durableId="956637711">
+    <w:abstractNumId w:val="1"/>
+  </w:num>
+  <w:num w:numId="4" w16cid:durableId="507447699">
+    <w:abstractNumId w:val="3"/>
   </w:num>
 </w:numbering>
 </file>
@@ -840,7 +1863,6 @@
   <w:style w:type="character" w:default="1" w:styleId="Carpredefinitoparagrafo">
     <w:name w:val="Default Paragraph Font"/>
     <w:uiPriority w:val="1"/>
-    <w:semiHidden/>
     <w:unhideWhenUsed/>
   </w:style>
   <w:style w:type="table" w:default="1" w:styleId="Tabellanormale">
@@ -921,6 +1943,19 @@
       <w:ind w:left="720"/>
       <w:contextualSpacing/>
     </w:pPr>
+  </w:style>
+  <w:style w:type="paragraph" w:styleId="NormaleWeb">
+    <w:name w:val="Normal (Web)"/>
+    <w:basedOn w:val="Normale"/>
+    <w:uiPriority w:val="99"/>
+    <w:semiHidden/>
+    <w:unhideWhenUsed/>
+    <w:rsid w:val="007C3947"/>
+    <w:rPr>
+      <w:rFonts w:ascii="Times New Roman" w:hAnsi="Times New Roman" w:cs="Times New Roman"/>
+      <w:sz w:val="24"/>
+      <w:szCs w:val="24"/>
+    </w:rPr>
   </w:style>
 </w:styles>
 </file>
